--- a/arquivos/javascript.docx
+++ b/arquivos/javascript.docx
@@ -2050,8 +2050,6 @@
         </w:rPr>
         <w:t>cd /d "C:\Users\jacob\Desktop\material_estudo_dev" =&gt; entrar em pasta de outro drive</w:t>
       </w:r>
-      <w:bookmarkStart w:id="0" w:name="_GoBack"/>
-      <w:bookmarkEnd w:id="0"/>
     </w:p>
     <w:p>
       <w:pPr>
@@ -5698,7 +5696,6 @@
       <w:pPr>
         <w:rPr>
           <w:color w:val="00B050"/>
-          <w:lang w:val="pt-BR"/>
         </w:rPr>
       </w:pPr>
       <w:r>
@@ -5718,6 +5715,56 @@
           <w:color w:val="00B050"/>
         </w:rPr>
         <w:t>parseFloat("10.5") // 10.5</w:t>
+      </w:r>
+    </w:p>
+    <w:p>
+      <w:pPr>
+        <w:ind w:firstLine="708" w:firstLineChars="0"/>
+        <w:rPr>
+          <w:rFonts w:hint="default"/>
+          <w:b/>
+          <w:bCs/>
+          <w:color w:val="00B050"/>
+          <w:lang w:val="pt-BR"/>
+        </w:rPr>
+      </w:pPr>
+      <w:r>
+        <w:rPr>
+          <w:rFonts w:hint="default"/>
+          <w:b/>
+          <w:bCs/>
+          <w:color w:val="00B050"/>
+          <w:lang w:val="pt-BR"/>
+        </w:rPr>
+        <w:t xml:space="preserve">Lista </w:t>
+      </w:r>
+      <w:bookmarkStart w:id="0" w:name="_GoBack"/>
+      <w:bookmarkEnd w:id="0"/>
+      <w:r>
+        <w:rPr>
+          <w:rFonts w:hint="default"/>
+          <w:b/>
+          <w:bCs/>
+          <w:color w:val="00B050"/>
+          <w:lang w:val="pt-BR"/>
+        </w:rPr>
+        <w:t>Métodos para manipular strings</w:t>
+      </w:r>
+    </w:p>
+    <w:p>
+      <w:pPr>
+        <w:rPr>
+          <w:color w:val="00B050"/>
+          <w:lang w:val="pt-BR"/>
+        </w:rPr>
+      </w:pPr>
+      <w:r>
+        <w:rPr>
+          <w:rFonts w:hint="default"/>
+          <w:color w:val="00B050"/>
+          <w:lang w:val="pt-BR"/>
+        </w:rPr>
+        <w:t>https://developer.mozilla.org/ptBR/docs/Web/JavaScript/Reference/Global_Objects/String?utm_source=chatgpt.com</w:t>
       </w:r>
     </w:p>
     <w:p>
@@ -15708,14 +15755,6 @@
         <w:gridCol w:w="5317"/>
       </w:tblGrid>
       <w:tr>
-        <w:tblPrEx>
-          <w:tblCellMar>
-            <w:top w:w="15" w:type="dxa"/>
-            <w:left w:w="15" w:type="dxa"/>
-            <w:bottom w:w="15" w:type="dxa"/>
-            <w:right w:w="15" w:type="dxa"/>
-          </w:tblCellMar>
-        </w:tblPrEx>
         <w:trPr>
           <w:tblCellSpacing w:w="15" w:type="dxa"/>
         </w:trPr>

--- a/arquivos/javascript.docx
+++ b/arquivos/javascript.docx
@@ -1024,32 +1024,323 @@
     <w:p>
       <w:pPr>
         <w:rPr>
-          <w:lang w:val="pt-BR"/>
-        </w:rPr>
-      </w:pPr>
-      <w:r>
-        <w:rPr>
-          <w:lang w:val="pt-BR"/>
-        </w:rPr>
-        <w:t xml:space="preserve">5 - </w:t>
-      </w:r>
-      <w:r>
-        <w:rPr>
           <w:rFonts w:ascii="SimSun" w:hAnsi="SimSun" w:eastAsia="SimSun" w:cs="SimSun"/>
           <w:sz w:val="24"/>
           <w:szCs w:val="24"/>
-        </w:rPr>
-        <w:t>Node-RED</w:t>
+          <w:lang w:val="pt-BR"/>
+        </w:rPr>
+      </w:pPr>
+      <w:r>
+        <w:rPr>
+          <w:lang w:val="pt-BR"/>
+        </w:rPr>
+        <w:t xml:space="preserve">5 - </w:t>
       </w:r>
       <w:r>
         <w:rPr>
           <w:rFonts w:ascii="SimSun" w:hAnsi="SimSun" w:eastAsia="SimSun" w:cs="SimSun"/>
           <w:sz w:val="24"/>
           <w:szCs w:val="24"/>
+        </w:rPr>
+        <w:t>Node-RED</w:t>
+      </w:r>
+      <w:r>
+        <w:rPr>
+          <w:rFonts w:ascii="SimSun" w:hAnsi="SimSun" w:eastAsia="SimSun" w:cs="SimSun"/>
+          <w:sz w:val="24"/>
+          <w:szCs w:val="24"/>
           <w:lang w:val="pt-BR"/>
         </w:rPr>
         <w:t xml:space="preserve"> para IoT e outros</w:t>
       </w:r>
+    </w:p>
+    <w:p>
+      <w:pPr>
+        <w:rPr>
+          <w:rFonts w:hint="default" w:ascii="SimSun" w:hAnsi="SimSun" w:eastAsia="SimSun" w:cs="SimSun"/>
+          <w:sz w:val="24"/>
+          <w:szCs w:val="24"/>
+          <w:lang w:val="pt-BR"/>
+        </w:rPr>
+      </w:pPr>
+    </w:p>
+    <w:p>
+      <w:pPr>
+        <w:pStyle w:val="12"/>
+        <w:keepNext w:val="0"/>
+        <w:keepLines w:val="0"/>
+        <w:widowControl/>
+        <w:suppressLineNumbers w:val="0"/>
+        <w:spacing w:beforeAutospacing="0" w:afterAutospacing="0"/>
+        <w:rPr>
+          <w:rFonts w:hint="default"/>
+          <w:lang w:val="pt-BR"/>
+        </w:rPr>
+      </w:pPr>
+      <w:r>
+        <w:rPr>
+          <w:rFonts w:hint="default" w:ascii="SimSun" w:hAnsi="SimSun" w:eastAsia="SimSun" w:cs="SimSun"/>
+          <w:sz w:val="24"/>
+          <w:szCs w:val="24"/>
+          <w:lang w:val="pt-BR"/>
+        </w:rPr>
+        <w:t xml:space="preserve">6 - </w:t>
+      </w:r>
+      <w:r>
+        <w:rPr>
+          <w:rFonts w:hint="default" w:ascii="SimSun" w:hAnsi="SimSun" w:cs="SimSun"/>
+          <w:sz w:val="24"/>
+          <w:szCs w:val="24"/>
+          <w:lang w:val="pt-BR"/>
+        </w:rPr>
+        <w:t xml:space="preserve">Cada </w:t>
+      </w:r>
+      <w:r>
+        <w:t>Tipo de dado</w:t>
+      </w:r>
+      <w:r>
+        <w:rPr>
+          <w:rFonts w:hint="default"/>
+          <w:lang w:val="pt-BR"/>
+        </w:rPr>
+        <w:t xml:space="preserve"> tem seus métodos específicos</w:t>
+      </w:r>
+    </w:p>
+    <w:p>
+      <w:pPr>
+        <w:pStyle w:val="12"/>
+        <w:keepNext w:val="0"/>
+        <w:keepLines w:val="0"/>
+        <w:widowControl/>
+        <w:suppressLineNumbers w:val="0"/>
+        <w:spacing w:beforeAutospacing="0" w:afterAutospacing="0"/>
+      </w:pPr>
+      <w:r>
+        <w:t>Booleanos</w:t>
+      </w:r>
+      <w:r>
+        <w:rPr>
+          <w:rFonts w:hint="default"/>
+          <w:lang w:val="pt-BR"/>
+        </w:rPr>
+        <w:t xml:space="preserve"> - </w:t>
+      </w:r>
+      <w:r>
+        <w:t>Poucos métodos específicos de uso cotidiano.</w:t>
+      </w:r>
+    </w:p>
+    <w:p>
+      <w:pPr>
+        <w:pStyle w:val="12"/>
+        <w:keepNext w:val="0"/>
+        <w:keepLines w:val="0"/>
+        <w:widowControl/>
+        <w:suppressLineNumbers w:val="0"/>
+        <w:spacing w:beforeAutospacing="0" w:afterAutospacing="0"/>
+      </w:pPr>
+    </w:p>
+    <w:p>
+      <w:pPr>
+        <w:pStyle w:val="12"/>
+        <w:keepNext w:val="0"/>
+        <w:keepLines w:val="0"/>
+        <w:widowControl/>
+        <w:suppressLineNumbers w:val="0"/>
+        <w:spacing w:beforeAutospacing="0" w:afterAutospacing="0"/>
+      </w:pPr>
+      <w:r>
+        <w:t>Números</w:t>
+      </w:r>
+      <w:r>
+        <w:rPr>
+          <w:rFonts w:hint="default"/>
+          <w:lang w:val="pt-BR"/>
+        </w:rPr>
+        <w:t xml:space="preserve"> - </w:t>
+      </w:r>
+      <w:r>
+        <w:rPr>
+          <w:rStyle w:val="8"/>
+        </w:rPr>
+        <w:t>.toFixed()</w:t>
+      </w:r>
+      <w:r>
+        <w:t xml:space="preserve"> — controla as casas decimais na representação do número.</w:t>
+      </w:r>
+    </w:p>
+    <w:p>
+      <w:pPr>
+        <w:pStyle w:val="12"/>
+        <w:keepNext w:val="0"/>
+        <w:keepLines w:val="0"/>
+        <w:widowControl/>
+        <w:suppressLineNumbers w:val="0"/>
+        <w:spacing w:beforeAutospacing="0" w:afterAutospacing="0"/>
+      </w:pPr>
+    </w:p>
+    <w:p>
+      <w:pPr>
+        <w:pStyle w:val="12"/>
+        <w:keepNext w:val="0"/>
+        <w:keepLines w:val="0"/>
+        <w:widowControl/>
+        <w:suppressLineNumbers w:val="0"/>
+        <w:spacing w:beforeAutospacing="0" w:afterAutospacing="0"/>
+        <w:rPr>
+          <w:rStyle w:val="8"/>
+        </w:rPr>
+      </w:pPr>
+      <w:r>
+        <w:t>Strings</w:t>
+      </w:r>
+      <w:r>
+        <w:rPr>
+          <w:rFonts w:hint="default"/>
+          <w:lang w:val="pt-BR"/>
+        </w:rPr>
+        <w:t xml:space="preserve"> - </w:t>
+      </w:r>
+      <w:r>
+        <w:rPr>
+          <w:rStyle w:val="8"/>
+        </w:rPr>
+        <w:t>.repeat()</w:t>
+      </w:r>
+      <w:r>
+        <w:t xml:space="preserve">, </w:t>
+      </w:r>
+      <w:r>
+        <w:rPr>
+          <w:rStyle w:val="8"/>
+        </w:rPr>
+        <w:t>.trim()</w:t>
+      </w:r>
+      <w:r>
+        <w:t xml:space="preserve">, </w:t>
+      </w:r>
+      <w:r>
+        <w:rPr>
+          <w:rStyle w:val="8"/>
+        </w:rPr>
+        <w:t>.toUpperCase()</w:t>
+      </w:r>
+    </w:p>
+    <w:p>
+      <w:pPr>
+        <w:pStyle w:val="12"/>
+        <w:keepNext w:val="0"/>
+        <w:keepLines w:val="0"/>
+        <w:widowControl/>
+        <w:suppressLineNumbers w:val="0"/>
+        <w:spacing w:beforeAutospacing="0" w:afterAutospacing="0"/>
+        <w:rPr>
+          <w:rStyle w:val="8"/>
+        </w:rPr>
+      </w:pPr>
+    </w:p>
+    <w:p>
+      <w:pPr>
+        <w:pStyle w:val="12"/>
+        <w:keepNext w:val="0"/>
+        <w:keepLines w:val="0"/>
+        <w:widowControl/>
+        <w:suppressLineNumbers w:val="0"/>
+        <w:spacing w:beforeAutospacing="0" w:afterAutospacing="0"/>
+      </w:pPr>
+      <w:r>
+        <w:t>Arrays</w:t>
+      </w:r>
+      <w:r>
+        <w:rPr>
+          <w:rFonts w:hint="default"/>
+          <w:lang w:val="pt-BR"/>
+        </w:rPr>
+        <w:t xml:space="preserve"> - </w:t>
+      </w:r>
+      <w:r>
+        <w:rPr>
+          <w:rStyle w:val="8"/>
+        </w:rPr>
+        <w:t>.push()</w:t>
+      </w:r>
+      <w:r>
+        <w:t xml:space="preserve">, </w:t>
+      </w:r>
+      <w:r>
+        <w:rPr>
+          <w:rStyle w:val="8"/>
+        </w:rPr>
+        <w:t>.filter()</w:t>
+      </w:r>
+      <w:r>
+        <w:t xml:space="preserve">, </w:t>
+      </w:r>
+      <w:r>
+        <w:rPr>
+          <w:rStyle w:val="8"/>
+        </w:rPr>
+        <w:t>.map()</w:t>
+      </w:r>
+      <w:r>
+        <w:t xml:space="preserve">, </w:t>
+      </w:r>
+      <w:r>
+        <w:rPr>
+          <w:rStyle w:val="8"/>
+        </w:rPr>
+        <w:t>.reduce()</w:t>
+      </w:r>
+    </w:p>
+    <w:p>
+      <w:pPr>
+        <w:pStyle w:val="12"/>
+        <w:keepNext w:val="0"/>
+        <w:keepLines w:val="0"/>
+        <w:widowControl/>
+        <w:suppressLineNumbers w:val="0"/>
+        <w:spacing w:beforeAutospacing="0" w:afterAutospacing="0"/>
+      </w:pPr>
+    </w:p>
+    <w:p>
+      <w:pPr>
+        <w:pStyle w:val="12"/>
+        <w:keepNext w:val="0"/>
+        <w:keepLines w:val="0"/>
+        <w:widowControl/>
+        <w:suppressLineNumbers w:val="0"/>
+        <w:spacing w:beforeAutospacing="0" w:afterAutospacing="0"/>
+      </w:pPr>
+      <w:r>
+        <w:t>Objetos</w:t>
+      </w:r>
+      <w:r>
+        <w:rPr>
+          <w:rFonts w:hint="default"/>
+          <w:lang w:val="pt-BR"/>
+        </w:rPr>
+        <w:t xml:space="preserve"> - </w:t>
+      </w:r>
+      <w:bookmarkStart w:id="0" w:name="_GoBack"/>
+      <w:bookmarkEnd w:id="0"/>
+      <w:r>
+        <w:rPr>
+          <w:rStyle w:val="8"/>
+        </w:rPr>
+        <w:t>.hasOwnProperty()</w:t>
+      </w:r>
+      <w:r>
+        <w:t xml:space="preserve"> e outros métodos, dependendo do objeto.</w:t>
+      </w:r>
+    </w:p>
+    <w:p>
+      <w:pPr>
+        <w:rPr>
+          <w:rFonts w:hint="default" w:ascii="SimSun" w:hAnsi="SimSun" w:eastAsia="SimSun" w:cs="SimSun"/>
+          <w:sz w:val="24"/>
+          <w:szCs w:val="24"/>
+          <w:lang w:val="pt-BR"/>
+        </w:rPr>
+      </w:pPr>
     </w:p>
     <w:p>
       <w:pPr>
@@ -5736,19 +6027,7 @@
           <w:color w:val="00B050"/>
           <w:lang w:val="pt-BR"/>
         </w:rPr>
-        <w:t xml:space="preserve">Lista </w:t>
-      </w:r>
-      <w:bookmarkStart w:id="0" w:name="_GoBack"/>
-      <w:bookmarkEnd w:id="0"/>
-      <w:r>
-        <w:rPr>
-          <w:rFonts w:hint="default"/>
-          <w:b/>
-          <w:bCs/>
-          <w:color w:val="00B050"/>
-          <w:lang w:val="pt-BR"/>
-        </w:rPr>
-        <w:t>Métodos para manipular strings</w:t>
+        <w:t>Lista Métodos para manipular strings</w:t>
       </w:r>
     </w:p>
     <w:p>
@@ -8782,14 +9061,6 @@
         <w:gridCol w:w="1784"/>
       </w:tblGrid>
       <w:tr>
-        <w:tblPrEx>
-          <w:tblCellMar>
-            <w:top w:w="15" w:type="dxa"/>
-            <w:left w:w="15" w:type="dxa"/>
-            <w:bottom w:w="15" w:type="dxa"/>
-            <w:right w:w="15" w:type="dxa"/>
-          </w:tblCellMar>
-        </w:tblPrEx>
         <w:trPr>
           <w:tblCellSpacing w:w="15" w:type="dxa"/>
         </w:trPr>
@@ -9643,14 +9914,6 @@
         <w:gridCol w:w="3765"/>
       </w:tblGrid>
       <w:tr>
-        <w:tblPrEx>
-          <w:tblCellMar>
-            <w:top w:w="15" w:type="dxa"/>
-            <w:left w:w="15" w:type="dxa"/>
-            <w:bottom w:w="15" w:type="dxa"/>
-            <w:right w:w="15" w:type="dxa"/>
-          </w:tblCellMar>
-        </w:tblPrEx>
         <w:trPr>
           <w:tblCellSpacing w:w="15" w:type="dxa"/>
         </w:trPr>
@@ -9968,14 +10231,6 @@
         <w:gridCol w:w="2814"/>
       </w:tblGrid>
       <w:tr>
-        <w:tblPrEx>
-          <w:tblCellMar>
-            <w:top w:w="15" w:type="dxa"/>
-            <w:left w:w="15" w:type="dxa"/>
-            <w:bottom w:w="15" w:type="dxa"/>
-            <w:right w:w="15" w:type="dxa"/>
-          </w:tblCellMar>
-        </w:tblPrEx>
         <w:trPr>
           <w:tblCellSpacing w:w="15" w:type="dxa"/>
         </w:trPr>

--- a/arquivos/javascript.docx
+++ b/arquivos/javascript.docx
@@ -1,6 +1,6 @@
 
 <file path=word/document.xml><?xml version="1.0" encoding="utf-8"?>
-<w:document xmlns:wpc="http://schemas.microsoft.com/office/word/2010/wordprocessingCanvas" xmlns:mc="http://schemas.openxmlformats.org/markup-compatibility/2006" xmlns:o="urn:schemas-microsoft-com:office:office" xmlns:r="http://schemas.openxmlformats.org/officeDocument/2006/relationships" xmlns:m="http://schemas.openxmlformats.org/officeDocument/2006/math" xmlns:v="urn:schemas-microsoft-com:vml" xmlns:wp14="http://schemas.microsoft.com/office/word/2010/wordprocessingDrawing" xmlns:wp="http://schemas.openxmlformats.org/drawingml/2006/wordprocessingDrawing" xmlns:w="http://schemas.openxmlformats.org/wordprocessingml/2006/main" xmlns:w14="http://schemas.microsoft.com/office/word/2010/wordml" xmlns:w10="urn:schemas-microsoft-com:office:word" xmlns:w15="http://schemas.microsoft.com/office/word/2012/wordml" xmlns:wpg="http://schemas.microsoft.com/office/word/2010/wordprocessingGroup" xmlns:wpi="http://schemas.microsoft.com/office/word/2010/wordprocessingInk" xmlns:wne="http://schemas.microsoft.com/office/word/2006/wordml" xmlns:wps="http://schemas.microsoft.com/office/word/2010/wordprocessingShape" xmlns:wpsCustomData="http://www.wps.cn/officeDocument/2013/wpsCustomData" mc:Ignorable="w14 w15 wp14">
+<w:document xmlns:wpc="http://schemas.microsoft.com/office/word/2010/wordprocessingCanvas" xmlns:cx="http://schemas.microsoft.com/office/drawing/2014/chartex" xmlns:cx1="http://schemas.microsoft.com/office/drawing/2015/9/8/chartex" xmlns:cx2="http://schemas.microsoft.com/office/drawing/2015/10/21/chartex" xmlns:cx3="http://schemas.microsoft.com/office/drawing/2016/5/9/chartex" xmlns:cx4="http://schemas.microsoft.com/office/drawing/2016/5/10/chartex" xmlns:cx5="http://schemas.microsoft.com/office/drawing/2016/5/11/chartex" xmlns:cx6="http://schemas.microsoft.com/office/drawing/2016/5/12/chartex" xmlns:cx7="http://schemas.microsoft.com/office/drawing/2016/5/13/chartex" xmlns:cx8="http://schemas.microsoft.com/office/drawing/2016/5/14/chartex" xmlns:mc="http://schemas.openxmlformats.org/markup-compatibility/2006" xmlns:o="urn:schemas-microsoft-com:office:office" xmlns:r="http://schemas.openxmlformats.org/officeDocument/2006/relationships" xmlns:m="http://schemas.openxmlformats.org/officeDocument/2006/math" xmlns:v="urn:schemas-microsoft-com:vml" xmlns:wp14="http://schemas.microsoft.com/office/word/2010/wordprocessingDrawing" xmlns:wp="http://schemas.openxmlformats.org/drawingml/2006/wordprocessingDrawing" xmlns:w="http://schemas.openxmlformats.org/wordprocessingml/2006/main" xmlns:w14="http://schemas.microsoft.com/office/word/2010/wordml" xmlns:w10="urn:schemas-microsoft-com:office:word" xmlns:w15="http://schemas.microsoft.com/office/word/2012/wordml" xmlns:wpg="http://schemas.microsoft.com/office/word/2010/wordprocessingGroup" xmlns:wpi="http://schemas.microsoft.com/office/word/2010/wordprocessingInk" xmlns:wne="http://schemas.microsoft.com/office/word/2006/wordml" xmlns:wps="http://schemas.microsoft.com/office/word/2010/wordprocessingShape" xmlns:wpsCustomData="http://www.wps.cn/officeDocument/2013/wpsCustomData" mc:Ignorable="w14 w15 wp14">
   <w:body>
     <w:p>
       <w:pPr>
@@ -1320,8 +1320,6 @@
         </w:rPr>
         <w:t xml:space="preserve"> - </w:t>
       </w:r>
-      <w:bookmarkStart w:id="0" w:name="_GoBack"/>
-      <w:bookmarkEnd w:id="0"/>
       <w:r>
         <w:rPr>
           <w:rStyle w:val="8"/>
@@ -6033,18 +6031,136 @@
     <w:p>
       <w:pPr>
         <w:rPr>
-          <w:color w:val="00B050"/>
-          <w:lang w:val="pt-BR"/>
-        </w:rPr>
-      </w:pPr>
-      <w:r>
-        <w:rPr>
           <w:rFonts w:hint="default"/>
           <w:color w:val="00B050"/>
           <w:lang w:val="pt-BR"/>
         </w:rPr>
+      </w:pPr>
+      <w:r>
+        <w:rPr>
+          <w:rFonts w:hint="default"/>
+          <w:color w:val="00B050"/>
+          <w:lang w:val="pt-BR"/>
+        </w:rPr>
+        <w:t>METDOS:</w:t>
+      </w:r>
+      <w:r>
+        <w:rPr>
+          <w:rFonts w:hint="default"/>
+          <w:color w:val="00B050"/>
+          <w:lang w:val="pt-BR"/>
+        </w:rPr>
+        <w:fldChar w:fldCharType="begin"/>
+      </w:r>
+      <w:r>
+        <w:rPr>
+          <w:rFonts w:hint="default"/>
+          <w:color w:val="00B050"/>
+          <w:lang w:val="pt-BR"/>
+        </w:rPr>
+        <w:instrText xml:space="preserve"> HYPERLINK "https://developer.mozilla.org/ptBR/docs/Web/JavaScript/Reference/Global_Objects/String?utm_source=chatgpt.com" </w:instrText>
+      </w:r>
+      <w:r>
+        <w:rPr>
+          <w:rFonts w:hint="default"/>
+          <w:color w:val="00B050"/>
+          <w:lang w:val="pt-BR"/>
+        </w:rPr>
+        <w:fldChar w:fldCharType="separate"/>
+      </w:r>
+      <w:r>
+        <w:rPr>
+          <w:rStyle w:val="10"/>
+          <w:rFonts w:hint="default"/>
+          <w:lang w:val="pt-BR"/>
+        </w:rPr>
         <w:t>https://developer.mozilla.org/ptBR/docs/Web/JavaScript/Reference/Global_Objects/String?utm_source=chatgpt.com</w:t>
       </w:r>
+      <w:r>
+        <w:rPr>
+          <w:rFonts w:hint="default"/>
+          <w:color w:val="00B050"/>
+          <w:lang w:val="pt-BR"/>
+        </w:rPr>
+        <w:fldChar w:fldCharType="end"/>
+      </w:r>
+    </w:p>
+    <w:p>
+      <w:pPr>
+        <w:rPr>
+          <w:rFonts w:hint="default"/>
+          <w:color w:val="00B050"/>
+          <w:lang w:val="pt-BR"/>
+        </w:rPr>
+      </w:pPr>
+    </w:p>
+    <w:p>
+      <w:pPr>
+        <w:rPr>
+          <w:rFonts w:hint="default"/>
+          <w:color w:val="00B050"/>
+          <w:lang w:val="pt-BR"/>
+        </w:rPr>
+      </w:pPr>
+      <w:r>
+        <w:rPr>
+          <w:rFonts w:hint="default"/>
+          <w:color w:val="00B050"/>
+          <w:lang w:val="pt-BR"/>
+        </w:rPr>
+        <w:fldChar w:fldCharType="begin"/>
+      </w:r>
+      <w:r>
+        <w:rPr>
+          <w:rFonts w:hint="default"/>
+          <w:color w:val="00B050"/>
+          <w:lang w:val="pt-BR"/>
+        </w:rPr>
+        <w:instrText xml:space="preserve"> HYPERLINK "https://developer.mozilla.org/en-US/docs/Web/JavaScript/Reference/Global_Objects/Intl/Segmenter?utm_source=chatgpt.com" </w:instrText>
+      </w:r>
+      <w:r>
+        <w:rPr>
+          <w:rFonts w:hint="default"/>
+          <w:color w:val="00B050"/>
+          <w:lang w:val="pt-BR"/>
+        </w:rPr>
+        <w:fldChar w:fldCharType="separate"/>
+      </w:r>
+      <w:r>
+        <w:rPr>
+          <w:rFonts w:hint="default"/>
+          <w:color w:val="00B050"/>
+          <w:lang w:val="pt-BR"/>
+        </w:rPr>
+        <w:t xml:space="preserve">Intl &gt; Segmentar: </w:t>
+      </w:r>
+      <w:bookmarkStart w:id="0" w:name="_GoBack"/>
+      <w:bookmarkEnd w:id="0"/>
+      <w:r>
+        <w:rPr>
+          <w:rStyle w:val="10"/>
+          <w:rFonts w:hint="default"/>
+          <w:lang w:val="pt-BR"/>
+        </w:rPr>
+        <w:t>https://developer.mozilla.org/en-US/docs/Web/JavaScript/Reference/Global_Objects/Intl/Segmenter?utm_source=chatgpt.com</w:t>
+      </w:r>
+      <w:r>
+        <w:rPr>
+          <w:rFonts w:hint="default"/>
+          <w:color w:val="00B050"/>
+          <w:lang w:val="pt-BR"/>
+        </w:rPr>
+        <w:fldChar w:fldCharType="end"/>
+      </w:r>
+    </w:p>
+    <w:p>
+      <w:pPr>
+        <w:rPr>
+          <w:rFonts w:hint="default"/>
+          <w:color w:val="00B050"/>
+          <w:lang w:val="pt-BR"/>
+        </w:rPr>
+      </w:pPr>
     </w:p>
     <w:p>
       <w:pPr>
@@ -9061,6 +9177,14 @@
         <w:gridCol w:w="1784"/>
       </w:tblGrid>
       <w:tr>
+        <w:tblPrEx>
+          <w:tblCellMar>
+            <w:top w:w="15" w:type="dxa"/>
+            <w:left w:w="15" w:type="dxa"/>
+            <w:bottom w:w="15" w:type="dxa"/>
+            <w:right w:w="15" w:type="dxa"/>
+          </w:tblCellMar>
+        </w:tblPrEx>
         <w:trPr>
           <w:tblCellSpacing w:w="15" w:type="dxa"/>
         </w:trPr>
@@ -9914,6 +10038,14 @@
         <w:gridCol w:w="3765"/>
       </w:tblGrid>
       <w:tr>
+        <w:tblPrEx>
+          <w:tblCellMar>
+            <w:top w:w="15" w:type="dxa"/>
+            <w:left w:w="15" w:type="dxa"/>
+            <w:bottom w:w="15" w:type="dxa"/>
+            <w:right w:w="15" w:type="dxa"/>
+          </w:tblCellMar>
+        </w:tblPrEx>
         <w:trPr>
           <w:tblCellSpacing w:w="15" w:type="dxa"/>
         </w:trPr>
@@ -10231,6 +10363,14 @@
         <w:gridCol w:w="2814"/>
       </w:tblGrid>
       <w:tr>
+        <w:tblPrEx>
+          <w:tblCellMar>
+            <w:top w:w="15" w:type="dxa"/>
+            <w:left w:w="15" w:type="dxa"/>
+            <w:bottom w:w="15" w:type="dxa"/>
+            <w:right w:w="15" w:type="dxa"/>
+          </w:tblCellMar>
+        </w:tblPrEx>
         <w:trPr>
           <w:tblCellSpacing w:w="15" w:type="dxa"/>
         </w:trPr>
@@ -16010,6 +16150,14 @@
         <w:gridCol w:w="5317"/>
       </w:tblGrid>
       <w:tr>
+        <w:tblPrEx>
+          <w:tblCellMar>
+            <w:top w:w="15" w:type="dxa"/>
+            <w:left w:w="15" w:type="dxa"/>
+            <w:bottom w:w="15" w:type="dxa"/>
+            <w:right w:w="15" w:type="dxa"/>
+          </w:tblCellMar>
+        </w:tblPrEx>
         <w:trPr>
           <w:tblCellSpacing w:w="15" w:type="dxa"/>
         </w:trPr>
@@ -18440,14 +18588,6 @@
         <w:gridCol w:w="1914"/>
       </w:tblGrid>
       <w:tr>
-        <w:tblPrEx>
-          <w:tblCellMar>
-            <w:top w:w="15" w:type="dxa"/>
-            <w:left w:w="15" w:type="dxa"/>
-            <w:bottom w:w="15" w:type="dxa"/>
-            <w:right w:w="15" w:type="dxa"/>
-          </w:tblCellMar>
-        </w:tblPrEx>
         <w:trPr>
           <w:tblCellSpacing w:w="15" w:type="dxa"/>
         </w:trPr>
